--- a/apps/web/src/server/templates/sale_contract_2026.docx
+++ b/apps/web/src/server/templates/sale_contract_2026.docx
@@ -74,11 +74,13 @@
     <w:p>
       <w:pPr>
         <w:spacing w:after="40" w:before="0"/>
+        <w:jc w:val="both"/>
       </w:pPr>
     </w:p>
     <w:p>
       <w:pPr>
         <w:spacing w:after="120" w:before="0"/>
+        <w:jc w:val="both"/>
       </w:pPr>
       <w:r>
         <w:rPr>
@@ -88,12 +90,13 @@
           <w:sz w:val="24"/>
           <w:u w:val="none"/>
         </w:rPr>
-        <w:t>Общество с ограниченной ответственностью «Про Мебель» (далее — ООО «Про Мебель»), именуемое в дальнейшем «Продавец», в лице генерального директора Батьковского Юрия Сергеевича, действующего на основании Устава, с одной стороны, и {{Client.fullName}}, именуемый(ая) в дальнейшем «Покупатель», с другой стороны, совместно именуемые «Стороны», заключили настоящий Договор (далее — «Договор») о нижеследующем.</w:t>
+        <w:t>Общество с ограниченной ответственностью «Про Мебель» (далее — ООО «Про Мебель»), именуемое в дальнейшем «Продавец», в лице генерального директора Батьковского Юрия Сергеевича, действующего на основании Устава, с одной стороны, и {{Client.fullName}}, {{Client.named}} в дальнейшем «Покупатель», с другой стороны, совместно именуемые «Стороны», заключили настоящий Договор (далее — «Договор») о нижеследующем.</w:t>
       </w:r>
     </w:p>
     <w:p>
       <w:pPr>
         <w:spacing w:after="80" w:before="160"/>
+        <w:jc w:val="both"/>
       </w:pPr>
       <w:r>
         <w:rPr>
@@ -109,6 +112,7 @@
     <w:p>
       <w:pPr>
         <w:spacing w:after="120" w:before="0"/>
+        <w:jc w:val="both"/>
       </w:pPr>
       <w:r>
         <w:rPr>
@@ -124,6 +128,7 @@
     <w:p>
       <w:pPr>
         <w:spacing w:after="120" w:before="0"/>
+        <w:jc w:val="both"/>
       </w:pPr>
       <w:r>
         <w:rPr>
@@ -139,6 +144,7 @@
     <w:p>
       <w:pPr>
         <w:spacing w:after="120" w:before="0"/>
+        <w:jc w:val="both"/>
       </w:pPr>
       <w:r>
         <w:rPr>
@@ -154,6 +160,7 @@
     <w:p>
       <w:pPr>
         <w:spacing w:after="80" w:before="160"/>
+        <w:jc w:val="both"/>
       </w:pPr>
       <w:r>
         <w:rPr>
@@ -169,6 +176,7 @@
     <w:p>
       <w:pPr>
         <w:spacing w:after="120" w:before="0"/>
+        <w:jc w:val="both"/>
       </w:pPr>
       <w:r>
         <w:rPr>
@@ -184,6 +192,7 @@
     <w:p>
       <w:pPr>
         <w:spacing w:after="120" w:before="0"/>
+        <w:jc w:val="both"/>
       </w:pPr>
       <w:r>
         <w:rPr>
@@ -199,6 +208,7 @@
     <w:p>
       <w:pPr>
         <w:spacing w:after="120" w:before="0"/>
+        <w:jc w:val="both"/>
       </w:pPr>
       <w:r>
         <w:rPr>
@@ -214,6 +224,7 @@
     <w:p>
       <w:pPr>
         <w:spacing w:after="80" w:before="160"/>
+        <w:jc w:val="both"/>
       </w:pPr>
       <w:r>
         <w:rPr>
@@ -229,6 +240,7 @@
     <w:p>
       <w:pPr>
         <w:spacing w:after="120" w:before="0"/>
+        <w:jc w:val="both"/>
       </w:pPr>
       <w:r>
         <w:rPr>
@@ -802,6 +814,7 @@
     <w:p>
       <w:pPr>
         <w:spacing w:after="120" w:before="120"/>
+        <w:jc w:val="both"/>
       </w:pPr>
       <w:r>
         <w:rPr>
@@ -817,6 +830,7 @@
     <w:p>
       <w:pPr>
         <w:spacing w:after="80" w:before="160"/>
+        <w:jc w:val="both"/>
       </w:pPr>
       <w:r>
         <w:rPr>
@@ -832,6 +846,7 @@
     <w:p>
       <w:pPr>
         <w:spacing w:after="120" w:before="0"/>
+        <w:jc w:val="both"/>
       </w:pPr>
       <w:r>
         <w:rPr>
@@ -847,6 +862,7 @@
     <w:p>
       <w:pPr>
         <w:spacing w:after="120" w:before="0"/>
+        <w:jc w:val="both"/>
       </w:pPr>
       <w:r>
         <w:rPr>
@@ -862,6 +878,7 @@
     <w:p>
       <w:pPr>
         <w:spacing w:after="120" w:before="0"/>
+        <w:jc w:val="both"/>
       </w:pPr>
       <w:r>
         <w:rPr>
@@ -877,6 +894,7 @@
     <w:p>
       <w:pPr>
         <w:spacing w:after="120" w:before="0"/>
+        <w:jc w:val="both"/>
       </w:pPr>
       <w:r>
         <w:rPr>
@@ -892,6 +910,7 @@
     <w:p>
       <w:pPr>
         <w:spacing w:after="120" w:before="0"/>
+        <w:jc w:val="both"/>
       </w:pPr>
       <w:r>
         <w:rPr>
@@ -907,6 +926,7 @@
     <w:p>
       <w:pPr>
         <w:spacing w:after="120" w:before="0"/>
+        <w:jc w:val="both"/>
       </w:pPr>
       <w:r>
         <w:rPr>
@@ -922,6 +942,7 @@
     <w:p>
       <w:pPr>
         <w:spacing w:after="80" w:before="160"/>
+        <w:jc w:val="both"/>
       </w:pPr>
       <w:r>
         <w:rPr>
@@ -937,6 +958,7 @@
     <w:p>
       <w:pPr>
         <w:spacing w:after="120" w:before="0"/>
+        <w:jc w:val="both"/>
       </w:pPr>
       <w:r>
         <w:rPr>
@@ -952,6 +974,7 @@
     <w:p>
       <w:pPr>
         <w:spacing w:after="120" w:before="0"/>
+        <w:jc w:val="both"/>
       </w:pPr>
       <w:r>
         <w:rPr>
@@ -967,6 +990,7 @@
     <w:p>
       <w:pPr>
         <w:spacing w:after="120" w:before="0"/>
+        <w:jc w:val="both"/>
       </w:pPr>
       <w:r>
         <w:rPr>
@@ -982,6 +1006,7 @@
     <w:p>
       <w:pPr>
         <w:spacing w:after="120" w:before="0"/>
+        <w:jc w:val="both"/>
       </w:pPr>
       <w:r>
         <w:rPr>
@@ -997,6 +1022,7 @@
     <w:p>
       <w:pPr>
         <w:spacing w:after="120" w:before="0"/>
+        <w:jc w:val="both"/>
       </w:pPr>
       <w:r>
         <w:rPr>
@@ -1012,6 +1038,7 @@
     <w:p>
       <w:pPr>
         <w:spacing w:after="120" w:before="0"/>
+        <w:jc w:val="both"/>
       </w:pPr>
       <w:r>
         <w:rPr>
@@ -1027,6 +1054,7 @@
     <w:p>
       <w:pPr>
         <w:spacing w:after="120" w:before="0"/>
+        <w:jc w:val="both"/>
       </w:pPr>
       <w:r>
         <w:rPr>
@@ -1042,6 +1070,7 @@
     <w:p>
       <w:pPr>
         <w:spacing w:after="120" w:before="0"/>
+        <w:jc w:val="both"/>
       </w:pPr>
       <w:r>
         <w:rPr>
@@ -1057,6 +1086,7 @@
     <w:p>
       <w:pPr>
         <w:spacing w:after="80" w:before="160"/>
+        <w:jc w:val="both"/>
       </w:pPr>
       <w:r>
         <w:rPr>
@@ -1072,6 +1102,7 @@
     <w:p>
       <w:pPr>
         <w:spacing w:after="120" w:before="0"/>
+        <w:jc w:val="both"/>
       </w:pPr>
       <w:r>
         <w:rPr>
@@ -1087,6 +1118,7 @@
     <w:p>
       <w:pPr>
         <w:spacing w:after="120" w:before="0"/>
+        <w:jc w:val="both"/>
       </w:pPr>
       <w:r>
         <w:rPr>
@@ -1102,6 +1134,7 @@
     <w:p>
       <w:pPr>
         <w:spacing w:after="120" w:before="0"/>
+        <w:jc w:val="both"/>
       </w:pPr>
       <w:r>
         <w:rPr>
@@ -1117,6 +1150,7 @@
     <w:p>
       <w:pPr>
         <w:spacing w:after="120" w:before="0"/>
+        <w:jc w:val="both"/>
       </w:pPr>
       <w:r>
         <w:rPr>
@@ -1132,6 +1166,7 @@
     <w:p>
       <w:pPr>
         <w:spacing w:after="80" w:before="160"/>
+        <w:jc w:val="both"/>
       </w:pPr>
       <w:r>
         <w:rPr>
@@ -1147,6 +1182,7 @@
     <w:p>
       <w:pPr>
         <w:spacing w:after="120" w:before="0"/>
+        <w:jc w:val="both"/>
       </w:pPr>
       <w:r>
         <w:rPr>
@@ -1163,6 +1199,7 @@
       <w:pPr>
         <w:spacing w:after="120" w:before="0"/>
         <w:ind w:left="340"/>
+        <w:jc w:val="both"/>
       </w:pPr>
       <w:r>
         <w:rPr>
@@ -1179,6 +1216,7 @@
       <w:pPr>
         <w:spacing w:after="120" w:before="0"/>
         <w:ind w:left="340"/>
+        <w:jc w:val="both"/>
       </w:pPr>
       <w:r>
         <w:rPr>
@@ -1195,6 +1233,7 @@
       <w:pPr>
         <w:spacing w:after="120" w:before="0"/>
         <w:ind w:left="340"/>
+        <w:jc w:val="both"/>
       </w:pPr>
       <w:r>
         <w:rPr>
@@ -1211,6 +1250,7 @@
       <w:pPr>
         <w:spacing w:after="120" w:before="0"/>
         <w:ind w:left="340"/>
+        <w:jc w:val="both"/>
       </w:pPr>
       <w:r>
         <w:rPr>
@@ -1227,6 +1267,7 @@
       <w:pPr>
         <w:spacing w:after="120" w:before="0"/>
         <w:ind w:left="340"/>
+        <w:jc w:val="both"/>
       </w:pPr>
       <w:r>
         <w:rPr>
@@ -1242,6 +1283,7 @@
     <w:p>
       <w:pPr>
         <w:spacing w:after="120" w:before="0"/>
+        <w:jc w:val="both"/>
       </w:pPr>
       <w:r>
         <w:rPr>
@@ -1257,6 +1299,7 @@
     <w:p>
       <w:pPr>
         <w:spacing w:after="120" w:before="0"/>
+        <w:jc w:val="both"/>
       </w:pPr>
       <w:r>
         <w:rPr>
@@ -1273,6 +1316,7 @@
       <w:pPr>
         <w:spacing w:after="120" w:before="0"/>
         <w:ind w:left="340"/>
+        <w:jc w:val="both"/>
       </w:pPr>
       <w:r>
         <w:rPr>
@@ -1289,6 +1333,7 @@
       <w:pPr>
         <w:spacing w:after="120" w:before="0"/>
         <w:ind w:left="340"/>
+        <w:jc w:val="both"/>
       </w:pPr>
       <w:r>
         <w:rPr>
@@ -1305,6 +1350,7 @@
       <w:pPr>
         <w:spacing w:after="120" w:before="0"/>
         <w:ind w:left="340"/>
+        <w:jc w:val="both"/>
       </w:pPr>
       <w:r>
         <w:rPr>
@@ -1321,6 +1367,7 @@
       <w:pPr>
         <w:spacing w:after="120" w:before="0"/>
         <w:ind w:left="340"/>
+        <w:jc w:val="both"/>
       </w:pPr>
       <w:r>
         <w:rPr>
@@ -1337,6 +1384,7 @@
       <w:pPr>
         <w:spacing w:after="120" w:before="0"/>
         <w:ind w:left="340"/>
+        <w:jc w:val="both"/>
       </w:pPr>
       <w:r>
         <w:rPr>
@@ -1353,6 +1401,7 @@
       <w:pPr>
         <w:spacing w:after="120" w:before="0"/>
         <w:ind w:left="340"/>
+        <w:jc w:val="both"/>
       </w:pPr>
       <w:r>
         <w:rPr>
@@ -1368,6 +1417,7 @@
     <w:p>
       <w:pPr>
         <w:spacing w:after="120" w:before="0"/>
+        <w:jc w:val="both"/>
       </w:pPr>
       <w:r>
         <w:rPr>
@@ -1383,6 +1433,7 @@
     <w:p>
       <w:pPr>
         <w:spacing w:after="80" w:before="160"/>
+        <w:jc w:val="both"/>
       </w:pPr>
       <w:r>
         <w:rPr>
@@ -1398,6 +1449,7 @@
     <w:p>
       <w:pPr>
         <w:spacing w:after="120" w:before="0"/>
+        <w:jc w:val="both"/>
       </w:pPr>
       <w:r>
         <w:rPr>
@@ -1413,6 +1465,7 @@
     <w:p>
       <w:pPr>
         <w:spacing w:after="120" w:before="0"/>
+        <w:jc w:val="both"/>
       </w:pPr>
       <w:r>
         <w:rPr>
@@ -1428,6 +1481,7 @@
     <w:p>
       <w:pPr>
         <w:spacing w:after="120" w:before="0"/>
+        <w:jc w:val="both"/>
       </w:pPr>
       <w:r>
         <w:rPr>
@@ -1443,6 +1497,7 @@
     <w:p>
       <w:pPr>
         <w:spacing w:after="80" w:before="160"/>
+        <w:jc w:val="both"/>
       </w:pPr>
       <w:r>
         <w:rPr>
@@ -1458,6 +1513,7 @@
     <w:p>
       <w:pPr>
         <w:spacing w:after="120" w:before="0"/>
+        <w:jc w:val="both"/>
       </w:pPr>
       <w:r>
         <w:rPr>
@@ -1473,6 +1529,7 @@
     <w:p>
       <w:pPr>
         <w:spacing w:after="120" w:before="0"/>
+        <w:jc w:val="both"/>
       </w:pPr>
       <w:r>
         <w:rPr>
@@ -1488,6 +1545,7 @@
     <w:p>
       <w:pPr>
         <w:spacing w:after="120" w:before="0"/>
+        <w:jc w:val="both"/>
       </w:pPr>
       <w:r>
         <w:rPr>
@@ -1504,6 +1562,7 @@
       <w:pPr>
         <w:spacing w:after="120" w:before="0"/>
         <w:ind w:left="340"/>
+        <w:jc w:val="both"/>
       </w:pPr>
       <w:r>
         <w:rPr>
@@ -1520,6 +1579,7 @@
       <w:pPr>
         <w:spacing w:after="120" w:before="0"/>
         <w:ind w:left="340"/>
+        <w:jc w:val="both"/>
       </w:pPr>
       <w:r>
         <w:rPr>
@@ -1536,6 +1596,7 @@
       <w:pPr>
         <w:spacing w:after="120" w:before="0"/>
         <w:ind w:left="340"/>
+        <w:jc w:val="both"/>
       </w:pPr>
       <w:r>
         <w:rPr>
@@ -1552,6 +1613,7 @@
       <w:pPr>
         <w:spacing w:after="120" w:before="0"/>
         <w:ind w:left="340"/>
+        <w:jc w:val="both"/>
       </w:pPr>
       <w:r>
         <w:rPr>
@@ -1567,6 +1629,7 @@
     <w:p>
       <w:pPr>
         <w:spacing w:after="120" w:before="0"/>
+        <w:jc w:val="both"/>
       </w:pPr>
       <w:r>
         <w:rPr>
@@ -1582,6 +1645,7 @@
     <w:p>
       <w:pPr>
         <w:spacing w:after="120" w:before="0"/>
+        <w:jc w:val="both"/>
       </w:pPr>
       <w:r>
         <w:rPr>
@@ -1597,6 +1661,7 @@
     <w:p>
       <w:pPr>
         <w:spacing w:after="80" w:before="160"/>
+        <w:jc w:val="both"/>
       </w:pPr>
       <w:r>
         <w:rPr>
@@ -1612,6 +1677,7 @@
     <w:p>
       <w:pPr>
         <w:spacing w:after="120" w:before="0"/>
+        <w:jc w:val="both"/>
       </w:pPr>
       <w:r>
         <w:rPr>
@@ -1627,6 +1693,7 @@
     <w:p>
       <w:pPr>
         <w:spacing w:after="120" w:before="0"/>
+        <w:jc w:val="both"/>
       </w:pPr>
       <w:r>
         <w:rPr>
@@ -1642,6 +1709,7 @@
     <w:p>
       <w:pPr>
         <w:spacing w:after="120" w:before="0"/>
+        <w:jc w:val="both"/>
       </w:pPr>
       <w:r>
         <w:rPr>
@@ -1657,6 +1725,7 @@
     <w:p>
       <w:pPr>
         <w:spacing w:after="120" w:before="0"/>
+        <w:jc w:val="both"/>
       </w:pPr>
       <w:r>
         <w:rPr>
@@ -1672,6 +1741,7 @@
     <w:p>
       <w:pPr>
         <w:spacing w:after="120" w:before="0"/>
+        <w:jc w:val="both"/>
       </w:pPr>
       <w:r>
         <w:rPr>
@@ -1687,6 +1757,7 @@
     <w:p>
       <w:pPr>
         <w:spacing w:after="120" w:before="0"/>
+        <w:jc w:val="both"/>
       </w:pPr>
       <w:r>
         <w:rPr>
@@ -1702,6 +1773,7 @@
     <w:p>
       <w:pPr>
         <w:spacing w:after="120" w:before="0"/>
+        <w:jc w:val="both"/>
       </w:pPr>
       <w:r>
         <w:rPr>
@@ -1717,6 +1789,7 @@
     <w:p>
       <w:pPr>
         <w:spacing w:after="120" w:before="0"/>
+        <w:jc w:val="both"/>
       </w:pPr>
       <w:r>
         <w:rPr>
@@ -1732,6 +1805,7 @@
     <w:p>
       <w:pPr>
         <w:spacing w:after="80" w:before="160"/>
+        <w:jc w:val="both"/>
       </w:pPr>
       <w:r>
         <w:rPr>
@@ -1747,6 +1821,7 @@
     <w:p>
       <w:pPr>
         <w:spacing w:after="120" w:before="0"/>
+        <w:jc w:val="both"/>
       </w:pPr>
       <w:r>
         <w:rPr>
@@ -1762,6 +1837,7 @@
     <w:p>
       <w:pPr>
         <w:spacing w:after="120" w:before="0"/>
+        <w:jc w:val="both"/>
       </w:pPr>
       <w:r>
         <w:rPr>
@@ -1777,6 +1853,7 @@
     <w:p>
       <w:pPr>
         <w:spacing w:after="120" w:before="0"/>
+        <w:jc w:val="both"/>
       </w:pPr>
       <w:r>
         <w:rPr>
@@ -1792,6 +1869,7 @@
     <w:p>
       <w:pPr>
         <w:spacing w:after="80" w:before="160"/>
+        <w:jc w:val="both"/>
       </w:pPr>
       <w:r>
         <w:rPr>
@@ -1807,6 +1885,7 @@
     <w:p>
       <w:pPr>
         <w:spacing w:after="120" w:before="0"/>
+        <w:jc w:val="both"/>
       </w:pPr>
       <w:r>
         <w:rPr>
@@ -1822,6 +1901,7 @@
     <w:p>
       <w:pPr>
         <w:spacing w:after="120" w:before="0"/>
+        <w:jc w:val="both"/>
       </w:pPr>
       <w:r>
         <w:rPr>
@@ -1837,6 +1917,7 @@
     <w:p>
       <w:pPr>
         <w:spacing w:after="120" w:before="0"/>
+        <w:jc w:val="both"/>
       </w:pPr>
       <w:r>
         <w:rPr>
@@ -1852,6 +1933,7 @@
     <w:p>
       <w:pPr>
         <w:spacing w:after="80" w:before="160"/>
+        <w:jc w:val="both"/>
       </w:pPr>
       <w:r>
         <w:rPr>
@@ -1867,6 +1949,7 @@
     <w:p>
       <w:pPr>
         <w:spacing w:after="120" w:before="0"/>
+        <w:jc w:val="both"/>
       </w:pPr>
       <w:r>
         <w:rPr>
@@ -1882,6 +1965,7 @@
     <w:p>
       <w:pPr>
         <w:spacing w:after="80" w:before="160"/>
+        <w:jc w:val="both"/>
       </w:pPr>
       <w:r>
         <w:rPr>
@@ -1897,6 +1981,7 @@
     <w:p>
       <w:pPr>
         <w:spacing w:after="120" w:before="0"/>
+        <w:jc w:val="both"/>
       </w:pPr>
       <w:r>
         <w:rPr>
@@ -1912,6 +1997,7 @@
     <w:p>
       <w:pPr>
         <w:spacing w:after="120" w:before="0"/>
+        <w:jc w:val="both"/>
       </w:pPr>
       <w:r>
         <w:rPr>
@@ -1927,6 +2013,7 @@
     <w:p>
       <w:pPr>
         <w:spacing w:after="120" w:before="0"/>
+        <w:jc w:val="both"/>
       </w:pPr>
       <w:r>
         <w:rPr>
@@ -1942,6 +2029,7 @@
     <w:p>
       <w:pPr>
         <w:spacing w:after="120" w:before="0"/>
+        <w:jc w:val="both"/>
       </w:pPr>
       <w:r>
         <w:rPr>
@@ -1957,6 +2045,7 @@
     <w:p>
       <w:pPr>
         <w:spacing w:after="80" w:before="160"/>
+        <w:jc w:val="both"/>
       </w:pPr>
       <w:r>
         <w:rPr>
@@ -2210,7 +2299,7 @@
               <w:spacing w:after="40"/>
             </w:pPr>
             <w:r>
-              <w:t>Ф.И.О.: {{Client.fullName}}</w:t>
+              <w:t>{{Client.reqLine1}}</w:t>
             </w:r>
             <w:r>
               <w:rPr>
@@ -2234,7 +2323,7 @@
                 <w:sz w:val="22"/>
                 <w:u w:val="none"/>
               </w:rPr>
-              <w:t>Паспорт: серия {{Client.passport.series}} № {{Client.passport.number}}</w:t>
+              <w:t>{{Client.reqLine2}}</w:t>
             </w:r>
           </w:p>
           <w:p>
@@ -2249,7 +2338,7 @@
                 <w:sz w:val="22"/>
                 <w:u w:val="none"/>
               </w:rPr>
-              <w:t>Выдан: {{Client.passport.issuedBy}}</w:t>
+              <w:t>{{Client.reqLine3}}</w:t>
             </w:r>
           </w:p>
           <w:p>
@@ -2264,7 +2353,7 @@
                 <w:sz w:val="22"/>
                 <w:u w:val="none"/>
               </w:rPr>
-              <w:t>Дата выдачи: {{Client.passport.issuedAt}} Код подразделения: {{Client.passport.code}}</w:t>
+              <w:t>{{Client.reqLine4}}</w:t>
             </w:r>
           </w:p>
           <w:p>
@@ -2279,7 +2368,7 @@
                 <w:sz w:val="22"/>
                 <w:u w:val="none"/>
               </w:rPr>
-              <w:t>Адрес: {{Client.regAddress}}</w:t>
+              <w:t>{{Client.reqLine5}}</w:t>
             </w:r>
           </w:p>
           <w:p>
@@ -2294,7 +2383,7 @@
                 <w:sz w:val="22"/>
                 <w:u w:val="none"/>
               </w:rPr>
-              <w:t>Тел.: {{Client.phone}}</w:t>
+              <w:t>{{Client.reqLine6}}</w:t>
             </w:r>
           </w:p>
         </w:tc>
@@ -2469,11 +2558,13 @@
     <w:p>
       <w:pPr>
         <w:spacing w:after="40" w:before="0"/>
+        <w:jc w:val="both"/>
       </w:pPr>
     </w:p>
     <w:p>
       <w:pPr>
         <w:spacing w:after="120" w:before="0"/>
+        <w:jc w:val="both"/>
       </w:pPr>
       <w:r>
         <w:rPr>
